--- a/docs/Phase2_Classification_Report_Sections.docx
+++ b/docs/Phase2_Classification_Report_Sections.docx
@@ -3221,7 +3221,7 @@
         <w:t xml:space="preserve">Why time-based:</w:t>
       </w:r>
       <w:r>
-        <w:t xml:space="preserve"> our Phase 1 literature review notes that random k-fold partitioning of time-ordered data constitutes temporal leakage and overestimates performance (Pargent et al., 2022), and the professor lists random splits on temporal data as a pitfall. The notebook confirms it: on a random stratified split, the tuned Random Forest's top-10% precision would be 0.546, against 0.333 on later orders.</w:t>
+        <w:t xml:space="preserve"> our Phase 1 literature review notes that random k-fold partitioning of time-ordered data constitutes temporal leakage and overestimates performance, and the professor lists random splits on temporal data as a pitfall. The notebook confirms it: on a random stratified split, the tuned Random Forest's top-10% precision would be 0.546, against 0.333 on later orders.</w:t>
       </w:r>
     </w:p>
     <w:p>
